--- a/3. AI/4-1. 랭체인 서비스 개발 -.docx
+++ b/3. AI/4-1. 랭체인 서비스 개발 -.docx
@@ -160,7 +160,7 @@
           <w:numId w:val="5"/>
         </w:numPr>
         <w:rPr>
-          <w:rFonts w:ascii="굴림" w:eastAsia="굴림" w:hAnsi="굴림" w:hint="eastAsia"/>
+          <w:rFonts w:ascii="굴림" w:eastAsia="굴림" w:hAnsi="굴림"/>
           <w:sz w:val="20"/>
           <w:szCs w:val="20"/>
         </w:rPr>
@@ -616,6 +616,75 @@
     </w:p>
     <w:p>
       <w:pPr>
+        <w:rPr>
+          <w:rFonts w:ascii="굴림" w:eastAsia="굴림" w:hAnsi="굴림" w:hint="eastAsia"/>
+          <w:sz w:val="20"/>
+          <w:szCs w:val="20"/>
+        </w:rPr>
+      </w:pPr>
+    </w:p>
+    <w:p>
+      <w:pPr>
+        <w:pStyle w:val="a6"/>
+        <w:numPr>
+          <w:ilvl w:val="0"/>
+          <w:numId w:val="5"/>
+        </w:numPr>
+        <w:rPr>
+          <w:rFonts w:ascii="굴림" w:eastAsia="굴림" w:hAnsi="굴림"/>
+          <w:sz w:val="20"/>
+          <w:szCs w:val="20"/>
+        </w:rPr>
+      </w:pPr>
+      <w:r>
+        <w:rPr>
+          <w:rFonts w:ascii="굴림" w:eastAsia="굴림" w:hAnsi="굴림" w:hint="eastAsia"/>
+          <w:sz w:val="20"/>
+          <w:szCs w:val="20"/>
+        </w:rPr>
+        <w:t xml:space="preserve">RALM(Retrueval-augmented LM) </w:t>
+      </w:r>
+      <w:r>
+        <w:rPr>
+          <w:rFonts w:ascii="굴림" w:eastAsia="굴림" w:hAnsi="굴림"/>
+          <w:sz w:val="20"/>
+          <w:szCs w:val="20"/>
+        </w:rPr>
+        <w:t>–</w:t>
+      </w:r>
+      <w:r>
+        <w:rPr>
+          <w:rFonts w:ascii="굴림" w:eastAsia="굴림" w:hAnsi="굴림" w:hint="eastAsia"/>
+          <w:sz w:val="20"/>
+          <w:szCs w:val="20"/>
+        </w:rPr>
+        <w:t xml:space="preserve"> 검색한 데이터를 답변에 사용하는 언어모델</w:t>
+      </w:r>
+    </w:p>
+    <w:p>
+      <w:pPr>
+        <w:pStyle w:val="a6"/>
+        <w:numPr>
+          <w:ilvl w:val="1"/>
+          <w:numId w:val="5"/>
+        </w:numPr>
+        <w:rPr>
+          <w:rFonts w:ascii="굴림" w:eastAsia="굴림" w:hAnsi="굴림"/>
+          <w:sz w:val="20"/>
+          <w:szCs w:val="20"/>
+        </w:rPr>
+      </w:pPr>
+      <w:r>
+        <w:rPr>
+          <w:rFonts w:ascii="굴림" w:eastAsia="굴림" w:hAnsi="굴림" w:hint="eastAsia"/>
+          <w:sz w:val="20"/>
+          <w:szCs w:val="20"/>
+        </w:rPr>
+        <w:t>검색</w:t>
+      </w:r>
+    </w:p>
+    <w:p>
+      <w:pPr>
         <w:pStyle w:val="a6"/>
         <w:numPr>
           <w:ilvl w:val="2"/>
@@ -627,6 +696,62 @@
           <w:szCs w:val="20"/>
         </w:rPr>
       </w:pPr>
+      <w:r>
+        <w:rPr>
+          <w:rFonts w:ascii="굴림" w:eastAsia="굴림" w:hAnsi="굴림"/>
+          <w:sz w:val="20"/>
+          <w:szCs w:val="20"/>
+        </w:rPr>
+        <w:t>검색</w:t>
+      </w:r>
+      <w:r>
+        <w:rPr>
+          <w:rFonts w:ascii="굴림" w:eastAsia="굴림" w:hAnsi="굴림" w:hint="eastAsia"/>
+          <w:sz w:val="20"/>
+          <w:szCs w:val="20"/>
+        </w:rPr>
+        <w:t xml:space="preserve"> -</w:t>
+      </w:r>
+      <w:r>
+        <w:rPr>
+          <w:rFonts w:ascii="굴림" w:eastAsia="굴림" w:hAnsi="굴림" w:hint="eastAsia"/>
+          <w:sz w:val="20"/>
+          <w:szCs w:val="20"/>
+        </w:rPr>
+        <w:t xml:space="preserve"> </w:t>
+      </w:r>
+      <w:r>
+        <w:rPr>
+          <w:rFonts w:ascii="굴림" w:eastAsia="굴림" w:hAnsi="굴림"/>
+          <w:sz w:val="20"/>
+          <w:szCs w:val="20"/>
+        </w:rPr>
+        <w:t>질의와</w:t>
+      </w:r>
+      <w:r>
+        <w:rPr>
+          <w:rFonts w:ascii="굴림" w:eastAsia="굴림" w:hAnsi="굴림" w:hint="eastAsia"/>
+          <w:sz w:val="20"/>
+          <w:szCs w:val="20"/>
+        </w:rPr>
+        <w:t xml:space="preserve"> </w:t>
+      </w:r>
+      <w:r>
+        <w:rPr>
+          <w:rFonts w:ascii="굴림" w:eastAsia="굴림" w:hAnsi="굴림"/>
+          <w:sz w:val="20"/>
+          <w:szCs w:val="20"/>
+        </w:rPr>
+        <w:t>가장</w:t>
+      </w:r>
+      <w:r>
+        <w:rPr>
+          <w:rFonts w:ascii="굴림" w:eastAsia="굴림" w:hAnsi="굴림" w:hint="eastAsia"/>
+          <w:sz w:val="20"/>
+          <w:szCs w:val="20"/>
+        </w:rPr>
+        <w:t xml:space="preserve"> 관련성이 높은 정보를 제공하는 것</w:t>
+      </w:r>
     </w:p>
     <w:p>
       <w:pPr>
@@ -641,6 +766,62 @@
           <w:szCs w:val="20"/>
         </w:rPr>
       </w:pPr>
+      <w:r>
+        <w:rPr>
+          <w:rFonts w:ascii="굴림" w:eastAsia="굴림" w:hAnsi="굴림" w:hint="eastAsia"/>
+          <w:sz w:val="20"/>
+          <w:szCs w:val="20"/>
+        </w:rPr>
+        <w:t xml:space="preserve">활용 </w:t>
+      </w:r>
+      <w:r>
+        <w:rPr>
+          <w:rFonts w:ascii="굴림" w:eastAsia="굴림" w:hAnsi="굴림"/>
+          <w:sz w:val="20"/>
+          <w:szCs w:val="20"/>
+        </w:rPr>
+        <w:t>–</w:t>
+      </w:r>
+      <w:r>
+        <w:rPr>
+          <w:rFonts w:ascii="굴림" w:eastAsia="굴림" w:hAnsi="굴림" w:hint="eastAsia"/>
+          <w:sz w:val="20"/>
+          <w:szCs w:val="20"/>
+        </w:rPr>
+        <w:t xml:space="preserve"> 기본적인 검색 엔진, 이커머스, OTT 서비스, RAG </w:t>
+      </w:r>
+      <w:r>
+        <w:rPr>
+          <w:rFonts w:ascii="굴림" w:eastAsia="굴림" w:hAnsi="굴림"/>
+          <w:sz w:val="20"/>
+          <w:szCs w:val="20"/>
+        </w:rPr>
+        <w:t>–</w:t>
+      </w:r>
+      <w:r>
+        <w:rPr>
+          <w:rFonts w:ascii="굴림" w:eastAsia="굴림" w:hAnsi="굴림" w:hint="eastAsia"/>
+          <w:sz w:val="20"/>
+          <w:szCs w:val="20"/>
+        </w:rPr>
+        <w:t xml:space="preserve"> 검색된 문서를 </w:t>
+      </w:r>
+      <w:r>
+        <w:rPr>
+          <w:rFonts w:ascii="굴림" w:eastAsia="굴림" w:hAnsi="굴림" w:hint="eastAsia"/>
+          <w:sz w:val="20"/>
+          <w:szCs w:val="20"/>
+        </w:rPr>
+        <w:t>반영해</w:t>
+      </w:r>
+      <w:r>
+        <w:rPr>
+          <w:rFonts w:ascii="굴림" w:eastAsia="굴림" w:hAnsi="굴림" w:hint="eastAsia"/>
+          <w:sz w:val="20"/>
+          <w:szCs w:val="20"/>
+        </w:rPr>
+        <w:t xml:space="preserve"> 더욱 정교한 답변을 생성</w:t>
+      </w:r>
     </w:p>
     <w:p>
       <w:pPr>
@@ -655,6 +836,246 @@
           <w:szCs w:val="20"/>
         </w:rPr>
       </w:pPr>
+      <w:r>
+        <w:rPr>
+          <w:rFonts w:ascii="굴림" w:eastAsia="굴림" w:hAnsi="굴림" w:hint="eastAsia"/>
+          <w:sz w:val="20"/>
+          <w:szCs w:val="20"/>
+        </w:rPr>
+        <w:t>종류</w:t>
+      </w:r>
+    </w:p>
+    <w:p>
+      <w:pPr>
+        <w:pStyle w:val="a6"/>
+        <w:numPr>
+          <w:ilvl w:val="3"/>
+          <w:numId w:val="5"/>
+        </w:numPr>
+        <w:rPr>
+          <w:rFonts w:ascii="굴림" w:eastAsia="굴림" w:hAnsi="굴림"/>
+          <w:sz w:val="20"/>
+          <w:szCs w:val="20"/>
+        </w:rPr>
+      </w:pPr>
+      <w:r>
+        <w:rPr>
+          <w:rFonts w:ascii="굴림" w:eastAsia="굴림" w:hAnsi="굴림" w:hint="eastAsia"/>
+          <w:sz w:val="20"/>
+          <w:szCs w:val="20"/>
+        </w:rPr>
+        <w:t xml:space="preserve">어휘적 유사도 기반 </w:t>
+      </w:r>
+      <w:r>
+        <w:rPr>
+          <w:rFonts w:ascii="굴림" w:eastAsia="굴림" w:hAnsi="굴림"/>
+          <w:sz w:val="20"/>
+          <w:szCs w:val="20"/>
+        </w:rPr>
+        <w:t>–</w:t>
+      </w:r>
+      <w:r>
+        <w:rPr>
+          <w:rFonts w:ascii="굴림" w:eastAsia="굴림" w:hAnsi="굴림" w:hint="eastAsia"/>
+          <w:sz w:val="20"/>
+          <w:szCs w:val="20"/>
+        </w:rPr>
+        <w:t xml:space="preserve"> 전통적 검색 방법, 정확한 용어 일치에 기반, 해당 단어가 얼마나 많이 포함됐나</w:t>
+      </w:r>
+    </w:p>
+    <w:p>
+      <w:pPr>
+        <w:pStyle w:val="a6"/>
+        <w:numPr>
+          <w:ilvl w:val="4"/>
+          <w:numId w:val="5"/>
+        </w:numPr>
+        <w:rPr>
+          <w:rFonts w:ascii="굴림" w:eastAsia="굴림" w:hAnsi="굴림"/>
+          <w:sz w:val="20"/>
+          <w:szCs w:val="20"/>
+        </w:rPr>
+      </w:pPr>
+      <w:r>
+        <w:rPr>
+          <w:rFonts w:ascii="굴림" w:eastAsia="굴림" w:hAnsi="굴림" w:hint="eastAsia"/>
+          <w:sz w:val="20"/>
+          <w:szCs w:val="20"/>
+        </w:rPr>
+        <w:t>구현과 이해가 쉽고, 효율적이고, 투명하다는 장점 / 유연하지 못하고 조금만 달라져도 찾지 못함</w:t>
+      </w:r>
+    </w:p>
+    <w:p>
+      <w:pPr>
+        <w:pStyle w:val="a6"/>
+        <w:numPr>
+          <w:ilvl w:val="3"/>
+          <w:numId w:val="5"/>
+        </w:numPr>
+        <w:rPr>
+          <w:rFonts w:ascii="굴림" w:eastAsia="굴림" w:hAnsi="굴림" w:hint="eastAsia"/>
+          <w:sz w:val="20"/>
+          <w:szCs w:val="20"/>
+        </w:rPr>
+      </w:pPr>
+      <w:r>
+        <w:rPr>
+          <w:rFonts w:ascii="굴림" w:eastAsia="굴림" w:hAnsi="굴림" w:hint="eastAsia"/>
+          <w:sz w:val="20"/>
+          <w:szCs w:val="20"/>
+        </w:rPr>
+        <w:t xml:space="preserve">의미적 유사도 기반 </w:t>
+      </w:r>
+      <w:r>
+        <w:rPr>
+          <w:rFonts w:ascii="굴림" w:eastAsia="굴림" w:hAnsi="굴림"/>
+          <w:sz w:val="20"/>
+          <w:szCs w:val="20"/>
+        </w:rPr>
+        <w:t>–</w:t>
+      </w:r>
+      <w:r>
+        <w:rPr>
+          <w:rFonts w:ascii="굴림" w:eastAsia="굴림" w:hAnsi="굴림" w:hint="eastAsia"/>
+          <w:sz w:val="20"/>
+          <w:szCs w:val="20"/>
+        </w:rPr>
+        <w:t xml:space="preserve"> 임베딩을 통한 의미적 유사도에 기반</w:t>
+      </w:r>
+    </w:p>
+    <w:p>
+      <w:pPr>
+        <w:pStyle w:val="a6"/>
+        <w:numPr>
+          <w:ilvl w:val="1"/>
+          <w:numId w:val="5"/>
+        </w:numPr>
+        <w:rPr>
+          <w:rFonts w:ascii="굴림" w:eastAsia="굴림" w:hAnsi="굴림"/>
+          <w:sz w:val="20"/>
+          <w:szCs w:val="20"/>
+        </w:rPr>
+      </w:pPr>
+      <w:r>
+        <w:rPr>
+          <w:rFonts w:ascii="굴림" w:eastAsia="굴림" w:hAnsi="굴림" w:hint="eastAsia"/>
+          <w:sz w:val="20"/>
+          <w:szCs w:val="20"/>
+        </w:rPr>
+        <w:t xml:space="preserve">RAG </w:t>
+      </w:r>
+      <w:r>
+        <w:rPr>
+          <w:rFonts w:ascii="굴림" w:eastAsia="굴림" w:hAnsi="굴림"/>
+          <w:sz w:val="20"/>
+          <w:szCs w:val="20"/>
+        </w:rPr>
+        <w:t>–</w:t>
+      </w:r>
+      <w:r>
+        <w:rPr>
+          <w:rFonts w:ascii="굴림" w:eastAsia="굴림" w:hAnsi="굴림" w:hint="eastAsia"/>
+          <w:sz w:val="20"/>
+          <w:szCs w:val="20"/>
+        </w:rPr>
+        <w:t xml:space="preserve"> </w:t>
+      </w:r>
+      <w:r>
+        <w:rPr>
+          <w:rFonts w:ascii="굴림" w:eastAsia="굴림" w:hAnsi="굴림"/>
+          <w:sz w:val="20"/>
+          <w:szCs w:val="20"/>
+        </w:rPr>
+        <w:t>추론</w:t>
+      </w:r>
+      <w:r>
+        <w:rPr>
+          <w:rFonts w:ascii="굴림" w:eastAsia="굴림" w:hAnsi="굴림" w:hint="eastAsia"/>
+          <w:sz w:val="20"/>
+          <w:szCs w:val="20"/>
+        </w:rPr>
+        <w:t xml:space="preserve"> 시 </w:t>
+      </w:r>
+      <w:r>
+        <w:rPr>
+          <w:rFonts w:ascii="굴림" w:eastAsia="굴림" w:hAnsi="굴림"/>
+          <w:sz w:val="20"/>
+          <w:szCs w:val="20"/>
+        </w:rPr>
+        <w:t>외부</w:t>
+      </w:r>
+      <w:r>
+        <w:rPr>
+          <w:rFonts w:ascii="굴림" w:eastAsia="굴림" w:hAnsi="굴림" w:hint="eastAsia"/>
+          <w:sz w:val="20"/>
+          <w:szCs w:val="20"/>
+        </w:rPr>
+        <w:t xml:space="preserve"> </w:t>
+      </w:r>
+      <w:r>
+        <w:rPr>
+          <w:rFonts w:ascii="굴림" w:eastAsia="굴림" w:hAnsi="굴림"/>
+          <w:sz w:val="20"/>
+          <w:szCs w:val="20"/>
+        </w:rPr>
+        <w:t>데이터</w:t>
+      </w:r>
+      <w:r>
+        <w:rPr>
+          <w:rFonts w:ascii="굴림" w:eastAsia="굴림" w:hAnsi="굴림" w:hint="eastAsia"/>
+          <w:sz w:val="20"/>
+          <w:szCs w:val="20"/>
+        </w:rPr>
+        <w:t xml:space="preserve"> </w:t>
+      </w:r>
+      <w:r>
+        <w:rPr>
+          <w:rFonts w:ascii="굴림" w:eastAsia="굴림" w:hAnsi="굴림"/>
+          <w:sz w:val="20"/>
+          <w:szCs w:val="20"/>
+        </w:rPr>
+        <w:t>저장소</w:t>
+      </w:r>
+      <w:r>
+        <w:rPr>
+          <w:rFonts w:ascii="굴림" w:eastAsia="굴림" w:hAnsi="굴림" w:hint="eastAsia"/>
+          <w:sz w:val="20"/>
+          <w:szCs w:val="20"/>
+        </w:rPr>
+        <w:t>(</w:t>
+      </w:r>
+      <w:r>
+        <w:rPr>
+          <w:rFonts w:ascii="굴림" w:eastAsia="굴림" w:hAnsi="굴림"/>
+          <w:sz w:val="20"/>
+          <w:szCs w:val="20"/>
+        </w:rPr>
+        <w:t>인터넷</w:t>
+      </w:r>
+      <w:r>
+        <w:rPr>
+          <w:rFonts w:ascii="굴림" w:eastAsia="굴림" w:hAnsi="굴림" w:hint="eastAsia"/>
+          <w:sz w:val="20"/>
+          <w:szCs w:val="20"/>
+        </w:rPr>
+        <w:t xml:space="preserve"> 등)</w:t>
+      </w:r>
+      <w:r>
+        <w:rPr>
+          <w:rFonts w:ascii="굴림" w:eastAsia="굴림" w:hAnsi="굴림"/>
+          <w:sz w:val="20"/>
+          <w:szCs w:val="20"/>
+        </w:rPr>
+        <w:t>를</w:t>
+      </w:r>
+      <w:r>
+        <w:rPr>
+          <w:rFonts w:ascii="굴림" w:eastAsia="굴림" w:hAnsi="굴림" w:hint="eastAsia"/>
+          <w:sz w:val="20"/>
+          <w:szCs w:val="20"/>
+        </w:rPr>
+        <w:t xml:space="preserve"> 불러와 활용하는 언어모델</w:t>
+      </w:r>
     </w:p>
     <w:p>
       <w:pPr>
@@ -669,6 +1090,1044 @@
           <w:szCs w:val="20"/>
         </w:rPr>
       </w:pPr>
+      <w:r>
+        <w:rPr>
+          <w:rFonts w:ascii="굴림" w:eastAsia="굴림" w:hAnsi="굴림" w:hint="eastAsia"/>
+          <w:sz w:val="20"/>
+          <w:szCs w:val="20"/>
+        </w:rPr>
+        <w:t>일반 언어 모델에 비해 유리한 점</w:t>
+      </w:r>
+    </w:p>
+    <w:p>
+      <w:pPr>
+        <w:pStyle w:val="a6"/>
+        <w:numPr>
+          <w:ilvl w:val="3"/>
+          <w:numId w:val="5"/>
+        </w:numPr>
+        <w:rPr>
+          <w:rFonts w:ascii="굴림" w:eastAsia="굴림" w:hAnsi="굴림"/>
+          <w:sz w:val="20"/>
+          <w:szCs w:val="20"/>
+        </w:rPr>
+      </w:pPr>
+      <w:r>
+        <w:rPr>
+          <w:rFonts w:ascii="굴림" w:eastAsia="굴림" w:hAnsi="굴림" w:hint="eastAsia"/>
+          <w:sz w:val="20"/>
+          <w:szCs w:val="20"/>
+        </w:rPr>
+        <w:t xml:space="preserve">LLM은 자주 나타나는 쉬운 정보 위주로 파라미터에 저장 </w:t>
+      </w:r>
+      <w:r>
+        <w:rPr>
+          <w:rFonts w:ascii="굴림" w:eastAsia="굴림" w:hAnsi="굴림"/>
+          <w:sz w:val="20"/>
+          <w:szCs w:val="20"/>
+        </w:rPr>
+        <w:t>–</w:t>
+      </w:r>
+      <w:r>
+        <w:rPr>
+          <w:rFonts w:ascii="굴림" w:eastAsia="굴림" w:hAnsi="굴림" w:hint="eastAsia"/>
+          <w:sz w:val="20"/>
+          <w:szCs w:val="20"/>
+        </w:rPr>
+        <w:t xml:space="preserve"> 보편적이지 않는 정보는 기억하지 못함</w:t>
+      </w:r>
+    </w:p>
+    <w:p>
+      <w:pPr>
+        <w:pStyle w:val="a6"/>
+        <w:numPr>
+          <w:ilvl w:val="4"/>
+          <w:numId w:val="5"/>
+        </w:numPr>
+        <w:rPr>
+          <w:rFonts w:ascii="굴림" w:eastAsia="굴림" w:hAnsi="굴림"/>
+          <w:sz w:val="20"/>
+          <w:szCs w:val="20"/>
+        </w:rPr>
+      </w:pPr>
+      <w:r>
+        <w:rPr>
+          <w:rFonts w:ascii="굴림" w:eastAsia="굴림" w:hAnsi="굴림" w:hint="eastAsia"/>
+          <w:sz w:val="20"/>
+          <w:szCs w:val="20"/>
+        </w:rPr>
+        <w:t xml:space="preserve">라그는 자주 등장하지 않는 정보에 대한 정확도를 올려주지만, 잘 알고 있는 정보에는 부정적 </w:t>
+      </w:r>
+    </w:p>
+    <w:p>
+      <w:pPr>
+        <w:pStyle w:val="a6"/>
+        <w:numPr>
+          <w:ilvl w:val="3"/>
+          <w:numId w:val="5"/>
+        </w:numPr>
+        <w:rPr>
+          <w:rFonts w:ascii="굴림" w:eastAsia="굴림" w:hAnsi="굴림"/>
+          <w:sz w:val="20"/>
+          <w:szCs w:val="20"/>
+        </w:rPr>
+      </w:pPr>
+      <w:r>
+        <w:rPr>
+          <w:rFonts w:ascii="굴림" w:eastAsia="굴림" w:hAnsi="굴림" w:hint="eastAsia"/>
+          <w:sz w:val="20"/>
+          <w:szCs w:val="20"/>
+        </w:rPr>
+        <w:t>LLM 내부의 정보는 시대에 뒤쳐지며, 갱신이 어려움</w:t>
+      </w:r>
+    </w:p>
+    <w:p>
+      <w:pPr>
+        <w:pStyle w:val="a6"/>
+        <w:numPr>
+          <w:ilvl w:val="3"/>
+          <w:numId w:val="5"/>
+        </w:numPr>
+        <w:rPr>
+          <w:rFonts w:ascii="굴림" w:eastAsia="굴림" w:hAnsi="굴림"/>
+          <w:sz w:val="20"/>
+          <w:szCs w:val="20"/>
+        </w:rPr>
+      </w:pPr>
+      <w:r>
+        <w:rPr>
+          <w:rFonts w:ascii="굴림" w:eastAsia="굴림" w:hAnsi="굴림" w:hint="eastAsia"/>
+          <w:sz w:val="20"/>
+          <w:szCs w:val="20"/>
+        </w:rPr>
+        <w:t xml:space="preserve">답변 검증과 해석이 어려움 </w:t>
+      </w:r>
+      <w:r>
+        <w:rPr>
+          <w:rFonts w:ascii="굴림" w:eastAsia="굴림" w:hAnsi="굴림"/>
+          <w:sz w:val="20"/>
+          <w:szCs w:val="20"/>
+        </w:rPr>
+        <w:t>–</w:t>
+      </w:r>
+      <w:r>
+        <w:rPr>
+          <w:rFonts w:ascii="굴림" w:eastAsia="굴림" w:hAnsi="굴림" w:hint="eastAsia"/>
+          <w:sz w:val="20"/>
+          <w:szCs w:val="20"/>
+        </w:rPr>
+        <w:t xml:space="preserve"> 라그를 사용하면 참조한 부분을 찾아와 검증이 용이함</w:t>
+      </w:r>
+    </w:p>
+    <w:p>
+      <w:pPr>
+        <w:pStyle w:val="a6"/>
+        <w:numPr>
+          <w:ilvl w:val="3"/>
+          <w:numId w:val="5"/>
+        </w:numPr>
+        <w:rPr>
+          <w:rFonts w:ascii="굴림" w:eastAsia="굴림" w:hAnsi="굴림"/>
+          <w:sz w:val="20"/>
+          <w:szCs w:val="20"/>
+        </w:rPr>
+      </w:pPr>
+      <w:r>
+        <w:rPr>
+          <w:rFonts w:ascii="굴림" w:eastAsia="굴림" w:hAnsi="굴림" w:hint="eastAsia"/>
+          <w:sz w:val="20"/>
+          <w:szCs w:val="20"/>
+        </w:rPr>
+        <w:t>기업 내부 정보 등의 보안 정보는 언어모델 학습에 사용되지 않아 라그를 사용해 따로 참조해야 함</w:t>
+      </w:r>
+    </w:p>
+    <w:p>
+      <w:pPr>
+        <w:pStyle w:val="a6"/>
+        <w:numPr>
+          <w:ilvl w:val="2"/>
+          <w:numId w:val="5"/>
+        </w:numPr>
+        <w:rPr>
+          <w:rFonts w:ascii="굴림" w:eastAsia="굴림" w:hAnsi="굴림"/>
+          <w:sz w:val="20"/>
+          <w:szCs w:val="20"/>
+        </w:rPr>
+      </w:pPr>
+      <w:r>
+        <w:rPr>
+          <w:rFonts w:ascii="굴림" w:eastAsia="굴림" w:hAnsi="굴림" w:hint="eastAsia"/>
+          <w:sz w:val="20"/>
+          <w:szCs w:val="20"/>
+        </w:rPr>
+        <w:t>라그의 파이프 라인</w:t>
+      </w:r>
+    </w:p>
+    <w:p>
+      <w:pPr>
+        <w:pStyle w:val="a6"/>
+        <w:numPr>
+          <w:ilvl w:val="3"/>
+          <w:numId w:val="5"/>
+        </w:numPr>
+        <w:rPr>
+          <w:rFonts w:ascii="굴림" w:eastAsia="굴림" w:hAnsi="굴림"/>
+          <w:sz w:val="20"/>
+          <w:szCs w:val="20"/>
+        </w:rPr>
+      </w:pPr>
+      <w:r>
+        <w:rPr>
+          <w:rFonts w:ascii="굴림" w:eastAsia="굴림" w:hAnsi="굴림" w:hint="eastAsia"/>
+          <w:sz w:val="20"/>
+          <w:szCs w:val="20"/>
+        </w:rPr>
+        <w:t xml:space="preserve">사용자가 질문 </w:t>
+      </w:r>
+      <w:r>
+        <w:rPr>
+          <w:rFonts w:ascii="굴림" w:eastAsia="굴림" w:hAnsi="굴림"/>
+          <w:sz w:val="20"/>
+          <w:szCs w:val="20"/>
+        </w:rPr>
+        <w:t>–</w:t>
+      </w:r>
+      <w:r>
+        <w:rPr>
+          <w:rFonts w:ascii="굴림" w:eastAsia="굴림" w:hAnsi="굴림" w:hint="eastAsia"/>
+          <w:sz w:val="20"/>
+          <w:szCs w:val="20"/>
+        </w:rPr>
+        <w:t xml:space="preserve"> 언어모델이 질의를 추출 </w:t>
+      </w:r>
+      <w:r>
+        <w:rPr>
+          <w:rFonts w:ascii="굴림" w:eastAsia="굴림" w:hAnsi="굴림"/>
+          <w:sz w:val="20"/>
+          <w:szCs w:val="20"/>
+        </w:rPr>
+        <w:t>–</w:t>
+      </w:r>
+      <w:r>
+        <w:rPr>
+          <w:rFonts w:ascii="굴림" w:eastAsia="굴림" w:hAnsi="굴림" w:hint="eastAsia"/>
+          <w:sz w:val="20"/>
+          <w:szCs w:val="20"/>
+        </w:rPr>
+        <w:t xml:space="preserve"> 외부 데이터 저장소에서 정보 검색 </w:t>
+      </w:r>
+      <w:r>
+        <w:rPr>
+          <w:rFonts w:ascii="굴림" w:eastAsia="굴림" w:hAnsi="굴림"/>
+          <w:sz w:val="20"/>
+          <w:szCs w:val="20"/>
+        </w:rPr>
+        <w:t>–</w:t>
+      </w:r>
+      <w:r>
+        <w:rPr>
+          <w:rFonts w:ascii="굴림" w:eastAsia="굴림" w:hAnsi="굴림" w:hint="eastAsia"/>
+          <w:sz w:val="20"/>
+          <w:szCs w:val="20"/>
+        </w:rPr>
+        <w:t xml:space="preserve"> 검색 결과와 사용자의 질문을 종합해 언어 모델이 추론 </w:t>
+      </w:r>
+      <w:r>
+        <w:rPr>
+          <w:rFonts w:ascii="굴림" w:eastAsia="굴림" w:hAnsi="굴림"/>
+          <w:sz w:val="20"/>
+          <w:szCs w:val="20"/>
+        </w:rPr>
+        <w:t>–</w:t>
+      </w:r>
+      <w:r>
+        <w:rPr>
+          <w:rFonts w:ascii="굴림" w:eastAsia="굴림" w:hAnsi="굴림" w:hint="eastAsia"/>
+          <w:sz w:val="20"/>
+          <w:szCs w:val="20"/>
+        </w:rPr>
+        <w:t xml:space="preserve"> 답변 생성</w:t>
+      </w:r>
+    </w:p>
+    <w:p>
+      <w:pPr>
+        <w:pStyle w:val="a6"/>
+        <w:numPr>
+          <w:ilvl w:val="1"/>
+          <w:numId w:val="5"/>
+        </w:numPr>
+        <w:rPr>
+          <w:rFonts w:ascii="굴림" w:eastAsia="굴림" w:hAnsi="굴림"/>
+          <w:sz w:val="20"/>
+          <w:szCs w:val="20"/>
+        </w:rPr>
+      </w:pPr>
+      <w:r>
+        <w:rPr>
+          <w:rFonts w:ascii="굴림" w:eastAsia="굴림" w:hAnsi="굴림" w:hint="eastAsia"/>
+          <w:sz w:val="20"/>
+          <w:szCs w:val="20"/>
+        </w:rPr>
+        <w:t xml:space="preserve">랭체인 </w:t>
+      </w:r>
+      <w:r>
+        <w:rPr>
+          <w:rFonts w:ascii="굴림" w:eastAsia="굴림" w:hAnsi="굴림"/>
+          <w:sz w:val="20"/>
+          <w:szCs w:val="20"/>
+        </w:rPr>
+        <w:t>–</w:t>
+      </w:r>
+      <w:r>
+        <w:rPr>
+          <w:rFonts w:ascii="굴림" w:eastAsia="굴림" w:hAnsi="굴림" w:hint="eastAsia"/>
+          <w:sz w:val="20"/>
+          <w:szCs w:val="20"/>
+        </w:rPr>
+        <w:t xml:space="preserve"> 라그가 적용된 라이브러리 </w:t>
+      </w:r>
+    </w:p>
+    <w:p>
+      <w:pPr>
+        <w:pStyle w:val="a6"/>
+        <w:numPr>
+          <w:ilvl w:val="2"/>
+          <w:numId w:val="5"/>
+        </w:numPr>
+        <w:rPr>
+          <w:rFonts w:ascii="굴림" w:eastAsia="굴림" w:hAnsi="굴림"/>
+          <w:sz w:val="20"/>
+          <w:szCs w:val="20"/>
+        </w:rPr>
+      </w:pPr>
+      <w:r>
+        <w:rPr>
+          <w:rFonts w:ascii="굴림" w:eastAsia="굴림" w:hAnsi="굴림" w:hint="eastAsia"/>
+          <w:sz w:val="20"/>
+          <w:szCs w:val="20"/>
+        </w:rPr>
+        <w:t xml:space="preserve">컨텍스의 구성 </w:t>
+      </w:r>
+      <w:r>
+        <w:rPr>
+          <w:rFonts w:ascii="굴림" w:eastAsia="굴림" w:hAnsi="굴림"/>
+          <w:sz w:val="20"/>
+          <w:szCs w:val="20"/>
+        </w:rPr>
+        <w:t>–</w:t>
+      </w:r>
+      <w:r>
+        <w:rPr>
+          <w:rFonts w:ascii="굴림" w:eastAsia="굴림" w:hAnsi="굴림" w:hint="eastAsia"/>
+          <w:sz w:val="20"/>
+          <w:szCs w:val="20"/>
+        </w:rPr>
+        <w:t xml:space="preserve"> 언어 모델의 컨텍스 길이를 </w:t>
+      </w:r>
+      <w:r>
+        <w:rPr>
+          <w:rFonts w:ascii="굴림" w:eastAsia="굴림" w:hAnsi="굴림" w:hint="eastAsia"/>
+          <w:sz w:val="20"/>
+          <w:szCs w:val="20"/>
+        </w:rPr>
+        <w:t>짧게 조절하는게 유리함</w:t>
+      </w:r>
+    </w:p>
+    <w:p>
+      <w:pPr>
+        <w:pStyle w:val="a6"/>
+        <w:numPr>
+          <w:ilvl w:val="2"/>
+          <w:numId w:val="5"/>
+        </w:numPr>
+        <w:rPr>
+          <w:rFonts w:ascii="굴림" w:eastAsia="굴림" w:hAnsi="굴림"/>
+          <w:sz w:val="20"/>
+          <w:szCs w:val="20"/>
+        </w:rPr>
+      </w:pPr>
+      <w:r>
+        <w:rPr>
+          <w:rFonts w:ascii="굴림" w:eastAsia="굴림" w:hAnsi="굴림" w:hint="eastAsia"/>
+          <w:sz w:val="20"/>
+          <w:szCs w:val="20"/>
+        </w:rPr>
+        <w:t>검색의 경우 노이즈에 취약하기 때문에 할루시네이션 발생을 증가시킴- 노이즈에 강건한 훈련을 시킴</w:t>
+      </w:r>
+    </w:p>
+    <w:p>
+      <w:pPr>
+        <w:pStyle w:val="a6"/>
+        <w:numPr>
+          <w:ilvl w:val="2"/>
+          <w:numId w:val="5"/>
+        </w:numPr>
+        <w:rPr>
+          <w:rFonts w:ascii="굴림" w:eastAsia="굴림" w:hAnsi="굴림"/>
+          <w:sz w:val="20"/>
+          <w:szCs w:val="20"/>
+        </w:rPr>
+      </w:pPr>
+      <w:r>
+        <w:rPr>
+          <w:rFonts w:ascii="굴림" w:eastAsia="굴림" w:hAnsi="굴림" w:hint="eastAsia"/>
+          <w:sz w:val="20"/>
+          <w:szCs w:val="20"/>
+        </w:rPr>
+        <w:t>모델의 사전 지식과 검색한 컨텍스트 간의 충돌 가능성</w:t>
+      </w:r>
+    </w:p>
+    <w:p>
+      <w:pPr>
+        <w:pStyle w:val="a6"/>
+        <w:numPr>
+          <w:ilvl w:val="2"/>
+          <w:numId w:val="5"/>
+        </w:numPr>
+        <w:rPr>
+          <w:rFonts w:ascii="굴림" w:eastAsia="굴림" w:hAnsi="굴림"/>
+          <w:sz w:val="20"/>
+          <w:szCs w:val="20"/>
+        </w:rPr>
+      </w:pPr>
+      <w:r>
+        <w:rPr>
+          <w:rFonts w:ascii="굴림" w:eastAsia="굴림" w:hAnsi="굴림" w:hint="eastAsia"/>
+          <w:sz w:val="20"/>
+          <w:szCs w:val="20"/>
+        </w:rPr>
+        <w:t>검색한 문서가 오류가 있을 경우</w:t>
+      </w:r>
+    </w:p>
+    <w:p>
+      <w:pPr>
+        <w:rPr>
+          <w:rFonts w:ascii="굴림" w:eastAsia="굴림" w:hAnsi="굴림" w:hint="eastAsia"/>
+          <w:sz w:val="20"/>
+          <w:szCs w:val="20"/>
+        </w:rPr>
+      </w:pPr>
+    </w:p>
+    <w:p>
+      <w:pPr>
+        <w:pStyle w:val="a6"/>
+        <w:numPr>
+          <w:ilvl w:val="0"/>
+          <w:numId w:val="5"/>
+        </w:numPr>
+        <w:rPr>
+          <w:rFonts w:ascii="굴림" w:eastAsia="굴림" w:hAnsi="굴림"/>
+          <w:sz w:val="20"/>
+          <w:szCs w:val="20"/>
+        </w:rPr>
+      </w:pPr>
+      <w:r>
+        <w:rPr>
+          <w:rFonts w:ascii="굴림" w:eastAsia="굴림" w:hAnsi="굴림" w:hint="eastAsia"/>
+          <w:sz w:val="20"/>
+          <w:szCs w:val="20"/>
+        </w:rPr>
+        <w:t>LMM Agents</w:t>
+      </w:r>
+    </w:p>
+    <w:p>
+      <w:pPr>
+        <w:pStyle w:val="a6"/>
+        <w:numPr>
+          <w:ilvl w:val="1"/>
+          <w:numId w:val="5"/>
+        </w:numPr>
+        <w:rPr>
+          <w:rFonts w:ascii="굴림" w:eastAsia="굴림" w:hAnsi="굴림"/>
+          <w:sz w:val="20"/>
+          <w:szCs w:val="20"/>
+        </w:rPr>
+      </w:pPr>
+      <w:r>
+        <w:rPr>
+          <w:rFonts w:ascii="굴림" w:eastAsia="굴림" w:hAnsi="굴림" w:hint="eastAsia"/>
+          <w:sz w:val="20"/>
+          <w:szCs w:val="20"/>
+        </w:rPr>
+        <w:t>에이전트란?</w:t>
+      </w:r>
+    </w:p>
+    <w:p>
+      <w:pPr>
+        <w:pStyle w:val="a6"/>
+        <w:numPr>
+          <w:ilvl w:val="2"/>
+          <w:numId w:val="5"/>
+        </w:numPr>
+        <w:rPr>
+          <w:rFonts w:ascii="굴림" w:eastAsia="굴림" w:hAnsi="굴림"/>
+          <w:sz w:val="20"/>
+          <w:szCs w:val="20"/>
+        </w:rPr>
+      </w:pPr>
+      <w:r>
+        <w:rPr>
+          <w:rFonts w:ascii="굴림" w:eastAsia="굴림" w:hAnsi="굴림" w:hint="eastAsia"/>
+          <w:sz w:val="20"/>
+          <w:szCs w:val="20"/>
+        </w:rPr>
+        <w:t>환경을 인지하고 액션을 통해 환경에 영향을 미치는 것으로 간주되는 모든 것</w:t>
+      </w:r>
+    </w:p>
+    <w:p>
+      <w:pPr>
+        <w:pStyle w:val="a6"/>
+        <w:numPr>
+          <w:ilvl w:val="3"/>
+          <w:numId w:val="5"/>
+        </w:numPr>
+        <w:rPr>
+          <w:rFonts w:ascii="굴림" w:eastAsia="굴림" w:hAnsi="굴림"/>
+          <w:sz w:val="20"/>
+          <w:szCs w:val="20"/>
+        </w:rPr>
+      </w:pPr>
+      <w:r>
+        <w:rPr>
+          <w:rFonts w:ascii="굴림" w:eastAsia="굴림" w:hAnsi="굴림" w:hint="eastAsia"/>
+          <w:sz w:val="20"/>
+          <w:szCs w:val="20"/>
+        </w:rPr>
+        <w:t>툴을 사용하거나, 외부 환경과 직접적인 상호작용이 있으면 에이전트</w:t>
+      </w:r>
+    </w:p>
+    <w:p>
+      <w:pPr>
+        <w:pStyle w:val="a6"/>
+        <w:numPr>
+          <w:ilvl w:val="3"/>
+          <w:numId w:val="5"/>
+        </w:numPr>
+        <w:rPr>
+          <w:rFonts w:ascii="굴림" w:eastAsia="굴림" w:hAnsi="굴림" w:hint="eastAsia"/>
+          <w:sz w:val="20"/>
+          <w:szCs w:val="20"/>
+        </w:rPr>
+      </w:pPr>
+      <w:r>
+        <w:rPr>
+          <w:rFonts w:ascii="굴림" w:eastAsia="굴림" w:hAnsi="굴림" w:hint="eastAsia"/>
+          <w:sz w:val="20"/>
+          <w:szCs w:val="20"/>
+        </w:rPr>
+        <w:t xml:space="preserve">갖추어야 할 요건 </w:t>
+      </w:r>
+      <w:r>
+        <w:rPr>
+          <w:rFonts w:ascii="굴림" w:eastAsia="굴림" w:hAnsi="굴림"/>
+          <w:sz w:val="20"/>
+          <w:szCs w:val="20"/>
+        </w:rPr>
+        <w:t>–</w:t>
+      </w:r>
+      <w:r>
+        <w:rPr>
+          <w:rFonts w:ascii="굴림" w:eastAsia="굴림" w:hAnsi="굴림" w:hint="eastAsia"/>
+          <w:sz w:val="20"/>
+          <w:szCs w:val="20"/>
+        </w:rPr>
+        <w:t xml:space="preserve"> 도구 사용, 추론과 계획, 환경 표현과 이해, 환경과의 상호작용 / 의사소통</w:t>
+      </w:r>
+    </w:p>
+    <w:p>
+      <w:pPr>
+        <w:pStyle w:val="a6"/>
+        <w:numPr>
+          <w:ilvl w:val="2"/>
+          <w:numId w:val="5"/>
+        </w:numPr>
+        <w:rPr>
+          <w:rFonts w:ascii="굴림" w:eastAsia="굴림" w:hAnsi="굴림"/>
+          <w:sz w:val="20"/>
+          <w:szCs w:val="20"/>
+        </w:rPr>
+      </w:pPr>
+      <w:r>
+        <w:rPr>
+          <w:rFonts w:ascii="굴림" w:eastAsia="굴림" w:hAnsi="굴림" w:hint="eastAsia"/>
+          <w:sz w:val="20"/>
+          <w:szCs w:val="20"/>
+        </w:rPr>
+        <w:t>LLM 에이전트 LLM을 핵심 구조로 환경을 이해하고 행동을 수행하는 에이전트</w:t>
+      </w:r>
+    </w:p>
+    <w:p>
+      <w:pPr>
+        <w:pStyle w:val="a6"/>
+        <w:numPr>
+          <w:ilvl w:val="3"/>
+          <w:numId w:val="5"/>
+        </w:numPr>
+        <w:rPr>
+          <w:rFonts w:ascii="굴림" w:eastAsia="굴림" w:hAnsi="굴림"/>
+          <w:sz w:val="20"/>
+          <w:szCs w:val="20"/>
+        </w:rPr>
+      </w:pPr>
+      <w:r>
+        <w:rPr>
+          <w:rFonts w:ascii="굴림" w:eastAsia="굴림" w:hAnsi="굴림" w:hint="eastAsia"/>
+          <w:sz w:val="20"/>
+          <w:szCs w:val="20"/>
+        </w:rPr>
+        <w:t xml:space="preserve">LLM-first view </w:t>
+      </w:r>
+      <w:r>
+        <w:rPr>
+          <w:rFonts w:ascii="굴림" w:eastAsia="굴림" w:hAnsi="굴림"/>
+          <w:sz w:val="20"/>
+          <w:szCs w:val="20"/>
+        </w:rPr>
+        <w:t>–</w:t>
+      </w:r>
+      <w:r>
+        <w:rPr>
+          <w:rFonts w:ascii="굴림" w:eastAsia="굴림" w:hAnsi="굴림" w:hint="eastAsia"/>
+          <w:sz w:val="20"/>
+          <w:szCs w:val="20"/>
+        </w:rPr>
+        <w:t xml:space="preserve"> 기존 LLM을 활용한 시스템 에이전트 </w:t>
+      </w:r>
+      <w:r>
+        <w:rPr>
+          <w:rFonts w:ascii="굴림" w:eastAsia="굴림" w:hAnsi="굴림"/>
+          <w:sz w:val="20"/>
+          <w:szCs w:val="20"/>
+        </w:rPr>
+        <w:t>–</w:t>
+      </w:r>
+      <w:r>
+        <w:rPr>
+          <w:rFonts w:ascii="굴림" w:eastAsia="굴림" w:hAnsi="굴림" w:hint="eastAsia"/>
+          <w:sz w:val="20"/>
+          <w:szCs w:val="20"/>
+        </w:rPr>
+        <w:t xml:space="preserve"> 검색 에이전트, 코드 에이전트 등</w:t>
+      </w:r>
+    </w:p>
+    <w:p>
+      <w:pPr>
+        <w:pStyle w:val="a6"/>
+        <w:numPr>
+          <w:ilvl w:val="3"/>
+          <w:numId w:val="5"/>
+        </w:numPr>
+        <w:rPr>
+          <w:rFonts w:ascii="굴림" w:eastAsia="굴림" w:hAnsi="굴림"/>
+          <w:sz w:val="20"/>
+          <w:szCs w:val="20"/>
+        </w:rPr>
+      </w:pPr>
+      <w:r>
+        <w:rPr>
+          <w:rFonts w:ascii="굴림" w:eastAsia="굴림" w:hAnsi="굴림" w:hint="eastAsia"/>
+          <w:sz w:val="20"/>
+          <w:szCs w:val="20"/>
+        </w:rPr>
+        <w:t xml:space="preserve">Agent-first view </w:t>
+      </w:r>
+      <w:r>
+        <w:rPr>
+          <w:rFonts w:ascii="굴림" w:eastAsia="굴림" w:hAnsi="굴림"/>
+          <w:sz w:val="20"/>
+          <w:szCs w:val="20"/>
+        </w:rPr>
+        <w:t>–</w:t>
+      </w:r>
+      <w:r>
+        <w:rPr>
+          <w:rFonts w:ascii="굴림" w:eastAsia="굴림" w:hAnsi="굴림" w:hint="eastAsia"/>
+          <w:sz w:val="20"/>
+          <w:szCs w:val="20"/>
+        </w:rPr>
+        <w:t xml:space="preserve"> AI 에이전트에 LLM을 통합하여, 언어를 활용한 추론과 의사소통을 함</w:t>
+      </w:r>
+    </w:p>
+    <w:p>
+      <w:pPr>
+        <w:pStyle w:val="a6"/>
+        <w:numPr>
+          <w:ilvl w:val="4"/>
+          <w:numId w:val="5"/>
+        </w:numPr>
+        <w:rPr>
+          <w:rFonts w:ascii="굴림" w:eastAsia="굴림" w:hAnsi="굴림"/>
+          <w:sz w:val="20"/>
+          <w:szCs w:val="20"/>
+        </w:rPr>
+      </w:pPr>
+      <w:r>
+        <w:rPr>
+          <w:rFonts w:ascii="굴림" w:eastAsia="굴림" w:hAnsi="굴림" w:hint="eastAsia"/>
+          <w:sz w:val="20"/>
+          <w:szCs w:val="20"/>
+        </w:rPr>
+        <w:t>피지컬 AI, 임베디드 에이전트</w:t>
+      </w:r>
+    </w:p>
+    <w:p>
+      <w:pPr>
+        <w:pStyle w:val="a6"/>
+        <w:numPr>
+          <w:ilvl w:val="2"/>
+          <w:numId w:val="5"/>
+        </w:numPr>
+        <w:rPr>
+          <w:rFonts w:ascii="굴림" w:eastAsia="굴림" w:hAnsi="굴림"/>
+          <w:sz w:val="20"/>
+          <w:szCs w:val="20"/>
+        </w:rPr>
+      </w:pPr>
+      <w:r>
+        <w:rPr>
+          <w:rFonts w:ascii="굴림" w:eastAsia="굴림" w:hAnsi="굴림" w:hint="eastAsia"/>
+          <w:sz w:val="20"/>
+          <w:szCs w:val="20"/>
+        </w:rPr>
+        <w:t xml:space="preserve">에이전트의 도구란? </w:t>
+      </w:r>
+      <w:r>
+        <w:rPr>
+          <w:rFonts w:ascii="굴림" w:eastAsia="굴림" w:hAnsi="굴림"/>
+          <w:sz w:val="20"/>
+          <w:szCs w:val="20"/>
+        </w:rPr>
+        <w:t>–</w:t>
+      </w:r>
+      <w:r>
+        <w:rPr>
+          <w:rFonts w:ascii="굴림" w:eastAsia="굴림" w:hAnsi="굴림" w:hint="eastAsia"/>
+          <w:sz w:val="20"/>
+          <w:szCs w:val="20"/>
+        </w:rPr>
+        <w:t xml:space="preserve"> 언어 모델 외부 환경과 상호작용하기 위한 함수 인터페이스</w:t>
+      </w:r>
+    </w:p>
+    <w:p>
+      <w:pPr>
+        <w:pStyle w:val="a6"/>
+        <w:numPr>
+          <w:ilvl w:val="3"/>
+          <w:numId w:val="5"/>
+        </w:numPr>
+        <w:rPr>
+          <w:rFonts w:ascii="굴림" w:eastAsia="굴림" w:hAnsi="굴림"/>
+          <w:sz w:val="20"/>
+          <w:szCs w:val="20"/>
+        </w:rPr>
+      </w:pPr>
+      <w:r>
+        <w:rPr>
+          <w:rFonts w:ascii="굴림" w:eastAsia="굴림" w:hAnsi="굴림" w:hint="eastAsia"/>
+          <w:sz w:val="20"/>
+          <w:szCs w:val="20"/>
+        </w:rPr>
+        <w:t xml:space="preserve">프로그램 기반의 도구 </w:t>
+      </w:r>
+      <w:r>
+        <w:rPr>
+          <w:rFonts w:ascii="굴림" w:eastAsia="굴림" w:hAnsi="굴림"/>
+          <w:sz w:val="20"/>
+          <w:szCs w:val="20"/>
+        </w:rPr>
+        <w:t>–</w:t>
+      </w:r>
+      <w:r>
+        <w:rPr>
+          <w:rFonts w:ascii="굴림" w:eastAsia="굴림" w:hAnsi="굴림" w:hint="eastAsia"/>
+          <w:sz w:val="20"/>
+          <w:szCs w:val="20"/>
+        </w:rPr>
+        <w:t xml:space="preserve"> 개발자와 모델간의 연결 </w:t>
+      </w:r>
+      <w:r>
+        <w:rPr>
+          <w:rFonts w:ascii="굴림" w:eastAsia="굴림" w:hAnsi="굴림"/>
+          <w:sz w:val="20"/>
+          <w:szCs w:val="20"/>
+        </w:rPr>
+        <w:t>–</w:t>
+      </w:r>
+      <w:r>
+        <w:rPr>
+          <w:rFonts w:ascii="굴림" w:eastAsia="굴림" w:hAnsi="굴림" w:hint="eastAsia"/>
+          <w:sz w:val="20"/>
+          <w:szCs w:val="20"/>
+        </w:rPr>
+        <w:t xml:space="preserve"> 파이썬 코드, 프로그램, 깃허브 코파일럿 등</w:t>
+      </w:r>
+    </w:p>
+    <w:p>
+      <w:pPr>
+        <w:pStyle w:val="a6"/>
+        <w:numPr>
+          <w:ilvl w:val="3"/>
+          <w:numId w:val="5"/>
+        </w:numPr>
+        <w:rPr>
+          <w:rFonts w:ascii="굴림" w:eastAsia="굴림" w:hAnsi="굴림"/>
+          <w:sz w:val="20"/>
+          <w:szCs w:val="20"/>
+        </w:rPr>
+      </w:pPr>
+      <w:r>
+        <w:rPr>
+          <w:rFonts w:ascii="굴림" w:eastAsia="굴림" w:hAnsi="굴림" w:hint="eastAsia"/>
+          <w:sz w:val="20"/>
+          <w:szCs w:val="20"/>
+        </w:rPr>
+        <w:t xml:space="preserve">GUI 기반 도구 </w:t>
+      </w:r>
+      <w:r>
+        <w:rPr>
+          <w:rFonts w:ascii="굴림" w:eastAsia="굴림" w:hAnsi="굴림"/>
+          <w:sz w:val="20"/>
+          <w:szCs w:val="20"/>
+        </w:rPr>
+        <w:t>–</w:t>
+      </w:r>
+      <w:r>
+        <w:rPr>
+          <w:rFonts w:ascii="굴림" w:eastAsia="굴림" w:hAnsi="굴림" w:hint="eastAsia"/>
+          <w:sz w:val="20"/>
+          <w:szCs w:val="20"/>
+        </w:rPr>
+        <w:t xml:space="preserve"> </w:t>
+      </w:r>
+      <w:r>
+        <w:rPr>
+          <w:rFonts w:ascii="굴림" w:eastAsia="굴림" w:hAnsi="굴림"/>
+          <w:sz w:val="20"/>
+          <w:szCs w:val="20"/>
+        </w:rPr>
+        <w:t>유저와</w:t>
+      </w:r>
+      <w:r>
+        <w:rPr>
+          <w:rFonts w:ascii="굴림" w:eastAsia="굴림" w:hAnsi="굴림" w:hint="eastAsia"/>
+          <w:sz w:val="20"/>
+          <w:szCs w:val="20"/>
+        </w:rPr>
+        <w:t xml:space="preserve"> PC 간의 연결 - 컴퓨터에 설치되어 있는 프로그램들 , 인터넷 웹 등</w:t>
+      </w:r>
+    </w:p>
+    <w:p>
+      <w:pPr>
+        <w:pStyle w:val="a6"/>
+        <w:numPr>
+          <w:ilvl w:val="4"/>
+          <w:numId w:val="5"/>
+        </w:numPr>
+        <w:rPr>
+          <w:rFonts w:ascii="굴림" w:eastAsia="굴림" w:hAnsi="굴림"/>
+          <w:sz w:val="20"/>
+          <w:szCs w:val="20"/>
+        </w:rPr>
+      </w:pPr>
+      <w:r>
+        <w:rPr>
+          <w:rFonts w:ascii="굴림" w:eastAsia="굴림" w:hAnsi="굴림" w:hint="eastAsia"/>
+          <w:sz w:val="20"/>
+          <w:szCs w:val="20"/>
+        </w:rPr>
+        <w:lastRenderedPageBreak/>
+        <w:t>키보드와 마우스를 직접적으로 다룰 수 있는 코드도 있음</w:t>
+      </w:r>
+    </w:p>
+    <w:p>
+      <w:pPr>
+        <w:pStyle w:val="a6"/>
+        <w:numPr>
+          <w:ilvl w:val="3"/>
+          <w:numId w:val="5"/>
+        </w:numPr>
+        <w:rPr>
+          <w:rFonts w:ascii="굴림" w:eastAsia="굴림" w:hAnsi="굴림"/>
+          <w:sz w:val="20"/>
+          <w:szCs w:val="20"/>
+        </w:rPr>
+      </w:pPr>
+      <w:r>
+        <w:rPr>
+          <w:rFonts w:ascii="굴림" w:eastAsia="굴림" w:hAnsi="굴림" w:hint="eastAsia"/>
+          <w:sz w:val="20"/>
+          <w:szCs w:val="20"/>
+        </w:rPr>
+        <w:t xml:space="preserve">현실 세계 기반의 도구 </w:t>
+      </w:r>
+      <w:r>
+        <w:rPr>
+          <w:rFonts w:ascii="굴림" w:eastAsia="굴림" w:hAnsi="굴림"/>
+          <w:sz w:val="20"/>
+          <w:szCs w:val="20"/>
+        </w:rPr>
+        <w:t>–</w:t>
+      </w:r>
+      <w:r>
+        <w:rPr>
+          <w:rFonts w:ascii="굴림" w:eastAsia="굴림" w:hAnsi="굴림" w:hint="eastAsia"/>
+          <w:sz w:val="20"/>
+          <w:szCs w:val="20"/>
+        </w:rPr>
+        <w:t xml:space="preserve"> AI와 현실 세계 간의 연결 </w:t>
+      </w:r>
+      <w:r>
+        <w:rPr>
+          <w:rFonts w:ascii="굴림" w:eastAsia="굴림" w:hAnsi="굴림"/>
+          <w:sz w:val="20"/>
+          <w:szCs w:val="20"/>
+        </w:rPr>
+        <w:t>–</w:t>
+      </w:r>
+      <w:r>
+        <w:rPr>
+          <w:rFonts w:ascii="굴림" w:eastAsia="굴림" w:hAnsi="굴림" w:hint="eastAsia"/>
+          <w:sz w:val="20"/>
+          <w:szCs w:val="20"/>
+        </w:rPr>
+        <w:t xml:space="preserve"> 자율주행 차, 피지컬 AI, 스마트 워치 등</w:t>
+      </w:r>
+    </w:p>
+    <w:p>
+      <w:pPr>
+        <w:pStyle w:val="a6"/>
+        <w:numPr>
+          <w:ilvl w:val="2"/>
+          <w:numId w:val="5"/>
+        </w:numPr>
+        <w:rPr>
+          <w:rFonts w:ascii="굴림" w:eastAsia="굴림" w:hAnsi="굴림"/>
+          <w:sz w:val="20"/>
+          <w:szCs w:val="20"/>
+        </w:rPr>
+      </w:pPr>
+      <w:r>
+        <w:rPr>
+          <w:rFonts w:ascii="굴림" w:eastAsia="굴림" w:hAnsi="굴림" w:hint="eastAsia"/>
+          <w:sz w:val="20"/>
+          <w:szCs w:val="20"/>
+        </w:rPr>
+        <w:t xml:space="preserve">도구 사용의 페러다임 </w:t>
+      </w:r>
+      <w:r>
+        <w:rPr>
+          <w:rFonts w:ascii="굴림" w:eastAsia="굴림" w:hAnsi="굴림"/>
+          <w:sz w:val="20"/>
+          <w:szCs w:val="20"/>
+        </w:rPr>
+        <w:t>–</w:t>
+      </w:r>
+      <w:r>
+        <w:rPr>
+          <w:rFonts w:ascii="굴림" w:eastAsia="굴림" w:hAnsi="굴림" w:hint="eastAsia"/>
+          <w:sz w:val="20"/>
+          <w:szCs w:val="20"/>
+        </w:rPr>
+        <w:t xml:space="preserve"> 택스트 생성 모드와 도구 실행 모드 간의 전환 </w:t>
+      </w:r>
+      <w:r>
+        <w:rPr>
+          <w:rFonts w:ascii="굴림" w:eastAsia="굴림" w:hAnsi="굴림"/>
+          <w:sz w:val="20"/>
+          <w:szCs w:val="20"/>
+        </w:rPr>
+        <w:t>–</w:t>
+      </w:r>
+      <w:r>
+        <w:rPr>
+          <w:rFonts w:ascii="굴림" w:eastAsia="굴림" w:hAnsi="굴림" w:hint="eastAsia"/>
+          <w:sz w:val="20"/>
+          <w:szCs w:val="20"/>
+        </w:rPr>
+        <w:t xml:space="preserve"> 전환을 유도하는 방법은 2가지</w:t>
+      </w:r>
+    </w:p>
+    <w:p>
+      <w:pPr>
+        <w:pStyle w:val="a6"/>
+        <w:numPr>
+          <w:ilvl w:val="3"/>
+          <w:numId w:val="5"/>
+        </w:numPr>
+        <w:rPr>
+          <w:rFonts w:ascii="굴림" w:eastAsia="굴림" w:hAnsi="굴림"/>
+          <w:sz w:val="20"/>
+          <w:szCs w:val="20"/>
+        </w:rPr>
+      </w:pPr>
+      <w:r>
+        <w:rPr>
+          <w:rFonts w:ascii="굴림" w:eastAsia="굴림" w:hAnsi="굴림" w:hint="eastAsia"/>
+          <w:sz w:val="20"/>
+          <w:szCs w:val="20"/>
+        </w:rPr>
+        <w:t>프롬포트 입력과 학습(Tool Learning)</w:t>
+      </w:r>
+    </w:p>
+    <w:p>
+      <w:pPr>
+        <w:pStyle w:val="a6"/>
+        <w:numPr>
+          <w:ilvl w:val="2"/>
+          <w:numId w:val="5"/>
+        </w:numPr>
+        <w:rPr>
+          <w:rFonts w:ascii="굴림" w:eastAsia="굴림" w:hAnsi="굴림"/>
+          <w:sz w:val="20"/>
+          <w:szCs w:val="20"/>
+        </w:rPr>
+      </w:pPr>
+      <w:r>
+        <w:rPr>
+          <w:rFonts w:ascii="굴림" w:eastAsia="굴림" w:hAnsi="굴림" w:hint="eastAsia"/>
+          <w:sz w:val="20"/>
+          <w:szCs w:val="20"/>
+        </w:rPr>
+        <w:t xml:space="preserve">MCP </w:t>
+      </w:r>
+      <w:r>
+        <w:rPr>
+          <w:rFonts w:ascii="굴림" w:eastAsia="굴림" w:hAnsi="굴림"/>
+          <w:sz w:val="20"/>
+          <w:szCs w:val="20"/>
+        </w:rPr>
+        <w:t>–</w:t>
+      </w:r>
+      <w:r>
+        <w:rPr>
+          <w:rFonts w:ascii="굴림" w:eastAsia="굴림" w:hAnsi="굴림" w:hint="eastAsia"/>
+          <w:sz w:val="20"/>
+          <w:szCs w:val="20"/>
+        </w:rPr>
+        <w:t xml:space="preserve"> 각각의 기업들이 각자의 방법으로 API를 개발해 호환성이 좋지 않다는 점을 극복하기 위해 개발됨</w:t>
+      </w:r>
+    </w:p>
+    <w:p>
+      <w:pPr>
+        <w:pStyle w:val="a6"/>
+        <w:numPr>
+          <w:ilvl w:val="3"/>
+          <w:numId w:val="5"/>
+        </w:numPr>
+        <w:rPr>
+          <w:rFonts w:ascii="굴림" w:eastAsia="굴림" w:hAnsi="굴림"/>
+          <w:sz w:val="20"/>
+          <w:szCs w:val="20"/>
+        </w:rPr>
+      </w:pPr>
+      <w:r>
+        <w:rPr>
+          <w:rFonts w:ascii="굴림" w:eastAsia="굴림" w:hAnsi="굴림" w:hint="eastAsia"/>
+          <w:sz w:val="20"/>
+          <w:szCs w:val="20"/>
+        </w:rPr>
+        <w:t>각각의 AI 모델들을 LLM에 연결하는 표준, 학계와 업계 모두에 표준으로 확립</w:t>
+      </w:r>
     </w:p>
     <w:p>
       <w:pPr>
@@ -2116,7 +3575,6 @@
   <w:style w:type="character" w:default="1" w:styleId="a0">
     <w:name w:val="Default Paragraph Font"/>
     <w:uiPriority w:val="1"/>
-    <w:semiHidden/>
     <w:unhideWhenUsed/>
   </w:style>
   <w:style w:type="table" w:default="1" w:styleId="a1">
